--- a/diploma/documents/ВКР/Соломенников_Николай_Александрович_Календарный_график_выполнения.docx
+++ b/diploma/documents/ВКР/Соломенников_Николай_Александрович_Календарный_график_выполнения.docx
@@ -1968,10 +1968,59 @@
             </w:pPr>
             <w:r>
               <w:rPr>
-                <w:sz w:val="22"/>
-                <w:highlight w:val="yellow"/>
-              </w:rPr>
-              <w:t>ДД.ММ.ГГГГ</w:t>
+                <w:color w:val="000000"/>
+                <w:lang w:eastAsia="en-US"/>
+              </w:rPr>
+              <w:t>2</w:t>
+            </w:r>
+            <w:r>
+              <w:rPr>
+                <w:color w:val="000000"/>
+                <w:lang w:eastAsia="en-US"/>
+              </w:rPr>
+              <w:t>5</w:t>
+            </w:r>
+            <w:r>
+              <w:rPr>
+                <w:color w:val="000000"/>
+                <w:lang w:eastAsia="en-US"/>
+              </w:rPr>
+              <w:t>.</w:t>
+            </w:r>
+            <w:r>
+              <w:rPr>
+                <w:color w:val="000000"/>
+                <w:lang w:eastAsia="en-US"/>
+              </w:rPr>
+              <w:t>05</w:t>
+            </w:r>
+            <w:r>
+              <w:rPr>
+                <w:color w:val="000000"/>
+                <w:lang w:eastAsia="en-US"/>
+              </w:rPr>
+              <w:t>.</w:t>
+            </w:r>
+            <w:r>
+              <w:rPr>
+                <w:color w:val="000000"/>
+                <w:lang w:eastAsia="en-US"/>
+              </w:rPr>
+              <w:t>20</w:t>
+            </w:r>
+            <w:r>
+              <w:rPr>
+                <w:color w:val="000000"/>
+                <w:lang w:eastAsia="en-US"/>
+              </w:rPr>
+              <w:t>2</w:t>
+            </w:r>
+            <w:r>
+              <w:rPr>
+                <w:color w:val="000000"/>
+                <w:lang w:eastAsia="en-US"/>
+              </w:rPr>
+              <w:t>6</w:t>
             </w:r>
           </w:p>
         </w:tc>
@@ -1990,11 +2039,7 @@
               <w:ind w:firstLine="0"/>
             </w:pPr>
             <w:r>
-              <w:rPr>
-                <w:color w:val="FF0000"/>
-                <w:sz w:val="22"/>
-              </w:rPr>
-              <w:t>Пока не выполнено</w:t>
+              <w:t>Выполнено</w:t>
             </w:r>
           </w:p>
         </w:tc>
@@ -2063,10 +2108,59 @@
             </w:pPr>
             <w:r>
               <w:rPr>
-                <w:sz w:val="22"/>
-                <w:highlight w:val="yellow"/>
-              </w:rPr>
-              <w:t>ДД.ММ.ГГГГ</w:t>
+                <w:color w:val="000000"/>
+                <w:lang w:eastAsia="en-US"/>
+              </w:rPr>
+              <w:t>2</w:t>
+            </w:r>
+            <w:r>
+              <w:rPr>
+                <w:color w:val="000000"/>
+                <w:lang w:eastAsia="en-US"/>
+              </w:rPr>
+              <w:t>6</w:t>
+            </w:r>
+            <w:r>
+              <w:rPr>
+                <w:color w:val="000000"/>
+                <w:lang w:eastAsia="en-US"/>
+              </w:rPr>
+              <w:t>.</w:t>
+            </w:r>
+            <w:r>
+              <w:rPr>
+                <w:color w:val="000000"/>
+                <w:lang w:eastAsia="en-US"/>
+              </w:rPr>
+              <w:t>05</w:t>
+            </w:r>
+            <w:r>
+              <w:rPr>
+                <w:color w:val="000000"/>
+                <w:lang w:eastAsia="en-US"/>
+              </w:rPr>
+              <w:t>.</w:t>
+            </w:r>
+            <w:r>
+              <w:rPr>
+                <w:color w:val="000000"/>
+                <w:lang w:eastAsia="en-US"/>
+              </w:rPr>
+              <w:t>20</w:t>
+            </w:r>
+            <w:r>
+              <w:rPr>
+                <w:color w:val="000000"/>
+                <w:lang w:eastAsia="en-US"/>
+              </w:rPr>
+              <w:t>2</w:t>
+            </w:r>
+            <w:r>
+              <w:rPr>
+                <w:color w:val="000000"/>
+                <w:lang w:eastAsia="en-US"/>
+              </w:rPr>
+              <w:t>6</w:t>
             </w:r>
           </w:p>
         </w:tc>
@@ -2085,11 +2179,7 @@
               <w:ind w:firstLine="0"/>
             </w:pPr>
             <w:r>
-              <w:rPr>
-                <w:color w:val="FF0000"/>
-                <w:sz w:val="22"/>
-              </w:rPr>
-              <w:t>Пока не выполнено</w:t>
+              <w:t>Выполнено</w:t>
             </w:r>
           </w:p>
         </w:tc>
@@ -2161,10 +2251,59 @@
             </w:pPr>
             <w:r>
               <w:rPr>
-                <w:sz w:val="22"/>
-                <w:highlight w:val="yellow"/>
-              </w:rPr>
-              <w:t>ДД.ММ.ГГГГ</w:t>
+                <w:color w:val="000000"/>
+                <w:lang w:eastAsia="en-US"/>
+              </w:rPr>
+              <w:t>2</w:t>
+            </w:r>
+            <w:r>
+              <w:rPr>
+                <w:color w:val="000000"/>
+                <w:lang w:eastAsia="en-US"/>
+              </w:rPr>
+              <w:t>6</w:t>
+            </w:r>
+            <w:r>
+              <w:rPr>
+                <w:color w:val="000000"/>
+                <w:lang w:eastAsia="en-US"/>
+              </w:rPr>
+              <w:t>.</w:t>
+            </w:r>
+            <w:r>
+              <w:rPr>
+                <w:color w:val="000000"/>
+                <w:lang w:eastAsia="en-US"/>
+              </w:rPr>
+              <w:t>05</w:t>
+            </w:r>
+            <w:r>
+              <w:rPr>
+                <w:color w:val="000000"/>
+                <w:lang w:eastAsia="en-US"/>
+              </w:rPr>
+              <w:t>.</w:t>
+            </w:r>
+            <w:r>
+              <w:rPr>
+                <w:color w:val="000000"/>
+                <w:lang w:eastAsia="en-US"/>
+              </w:rPr>
+              <w:t>20</w:t>
+            </w:r>
+            <w:r>
+              <w:rPr>
+                <w:color w:val="000000"/>
+                <w:lang w:eastAsia="en-US"/>
+              </w:rPr>
+              <w:t>2</w:t>
+            </w:r>
+            <w:r>
+              <w:rPr>
+                <w:color w:val="000000"/>
+                <w:lang w:eastAsia="en-US"/>
+              </w:rPr>
+              <w:t>6</w:t>
             </w:r>
           </w:p>
         </w:tc>
@@ -2184,10 +2323,9 @@
             </w:pPr>
             <w:r>
               <w:rPr>
-                <w:color w:val="FF0000"/>
                 <w:sz w:val="22"/>
               </w:rPr>
-              <w:t>Пока не выполнено</w:t>
+              <w:t>Выполнено</w:t>
             </w:r>
           </w:p>
         </w:tc>
@@ -2549,11 +2687,7 @@
               </w:rPr>
             </w:pPr>
             <w:r>
-              <w:rPr>
-                <w:color w:val="FF0000"/>
-                <w:sz w:val="22"/>
-              </w:rPr>
-              <w:t>Пока не выполнено</w:t>
+              <w:t>Выполнено</w:t>
             </w:r>
           </w:p>
         </w:tc>
@@ -2688,11 +2822,7 @@
               <w:ind w:firstLine="0"/>
             </w:pPr>
             <w:r>
-              <w:rPr>
-                <w:color w:val="FF0000"/>
-                <w:sz w:val="22"/>
-              </w:rPr>
-              <w:t>Пока не выполнено</w:t>
+              <w:t>Выполнено</w:t>
             </w:r>
           </w:p>
         </w:tc>
